--- a/00_교재_집필/09장_생애주기와_여가행태.docx
+++ b/00_교재_집필/09장_생애주기와_여가행태.docx
@@ -568,6 +568,256 @@
     </w:p>
     <w:p>
       <w:pPr>
+        <w:spacing w:after="160" w:line="340"/>
+        <w:ind w:firstLine="187"/>
+        <w:jc w:val="both"/>
+      </w:pPr>
+      <w:r>
+        <w:rPr>
+          <w:rFonts w:ascii="Batang" w:cs="Batang" w:eastAsia="Batang" w:hAnsi="Batang"/>
+          <w:sz w:val="21"/>
+          <w:szCs w:val="21"/>
+        </w:rPr>
+        <w:t xml:space="preserve">여기서 미리 짚어 둘 것이 하나 있다. 생애주기의 단계 구분 자체가 흔들리고 있다는 점이다. 학업을</w:t>
+      </w:r>
+    </w:p>
+    <w:p>
+      <w:pPr>
+        <w:spacing w:after="160" w:line="340"/>
+        <w:ind w:firstLine="187"/>
+        <w:jc w:val="both"/>
+      </w:pPr>
+      <w:r>
+        <w:rPr>
+          <w:rFonts w:ascii="Batang" w:cs="Batang" w:eastAsia="Batang" w:hAnsi="Batang"/>
+          <w:sz w:val="21"/>
+          <w:szCs w:val="21"/>
+        </w:rPr>
+        <w:t xml:space="preserve">마치고 취업하고 결혼하고 자녀를 키우고 은퇴한다는 표준 경로는 오랫동안 생애주기 논의의 기본</w:t>
+      </w:r>
+    </w:p>
+    <w:p>
+      <w:pPr>
+        <w:spacing w:after="160" w:line="340"/>
+        <w:ind w:firstLine="187"/>
+        <w:jc w:val="both"/>
+      </w:pPr>
+      <w:r>
+        <w:rPr>
+          <w:rFonts w:ascii="Batang" w:cs="Batang" w:eastAsia="Batang" w:hAnsi="Batang"/>
+          <w:sz w:val="21"/>
+          <w:szCs w:val="21"/>
+        </w:rPr>
+        <w:t xml:space="preserve">전제였다. 그러나 지금은 이 경로를 그대로 밟는 사람이 오히려 적다. 만혼과 비혼이 늘고, 은퇴 후</w:t>
+      </w:r>
+    </w:p>
+    <w:p>
+      <w:pPr>
+        <w:spacing w:after="160" w:line="340"/>
+        <w:ind w:firstLine="187"/>
+        <w:jc w:val="both"/>
+      </w:pPr>
+      <w:r>
+        <w:rPr>
+          <w:rFonts w:ascii="Batang" w:cs="Batang" w:eastAsia="Batang" w:hAnsi="Batang"/>
+          <w:sz w:val="21"/>
+          <w:szCs w:val="21"/>
+        </w:rPr>
+        <w:t xml:space="preserve">재취업이 일반화되었으며, 학업과 노동이 생애 여러 시점에 반복해서 나타난다.</w:t>
+      </w:r>
+    </w:p>
+    <w:p>
+      <w:pPr>
+        <w:spacing w:after="160" w:line="340"/>
+        <w:ind w:firstLine="187"/>
+        <w:jc w:val="both"/>
+      </w:pPr>
+      <w:r>
+        <w:rPr>
+          <w:rFonts w:ascii="Batang" w:cs="Batang" w:eastAsia="Batang" w:hAnsi="Batang"/>
+          <w:sz w:val="21"/>
+          <w:szCs w:val="21"/>
+        </w:rPr>
+        <w:t xml:space="preserve">그렇다면 연령대별 프로그램의 전제도 다시 볼 필요가 있다. 사십 대 참가자를 '자녀를 키우는 사람'으로</w:t>
+      </w:r>
+    </w:p>
+    <w:p>
+      <w:pPr>
+        <w:spacing w:after="160" w:line="340"/>
+        <w:ind w:firstLine="187"/>
+        <w:jc w:val="both"/>
+      </w:pPr>
+      <w:r>
+        <w:rPr>
+          <w:rFonts w:ascii="Batang" w:cs="Batang" w:eastAsia="Batang" w:hAnsi="Batang"/>
+          <w:sz w:val="21"/>
+          <w:szCs w:val="21"/>
+        </w:rPr>
+        <w:t xml:space="preserve">가정하고 짠 가족 프로그램은 그 가정에서 벗어난 사람을 소외시킨다. 실무적인 해법은 단계를 묻지</w:t>
+      </w:r>
+    </w:p>
+    <w:p>
+      <w:pPr>
+        <w:spacing w:after="160" w:line="340"/>
+        <w:ind w:firstLine="187"/>
+        <w:jc w:val="both"/>
+      </w:pPr>
+      <w:r>
+        <w:rPr>
+          <w:rFonts w:ascii="Batang" w:cs="Batang" w:eastAsia="Batang" w:hAnsi="Batang"/>
+          <w:sz w:val="21"/>
+          <w:szCs w:val="21"/>
+        </w:rPr>
+        <w:t xml:space="preserve">않고 상황을 묻는 것이다. 나이를 확인하되 그 나이에 으레 따라붙는 조건을 가정하지 않는 태도가</w:t>
+      </w:r>
+    </w:p>
+    <w:p>
+      <w:pPr>
+        <w:spacing w:after="160" w:line="340"/>
+        <w:ind w:firstLine="187"/>
+        <w:jc w:val="both"/>
+      </w:pPr>
+      <w:r>
+        <w:rPr>
+          <w:rFonts w:ascii="Batang" w:cs="Batang" w:eastAsia="Batang" w:hAnsi="Batang"/>
+          <w:sz w:val="21"/>
+          <w:szCs w:val="21"/>
+        </w:rPr>
+        <w:t xml:space="preserve">필요하다.</w:t>
+      </w:r>
+    </w:p>
+    <w:p>
+      <w:pPr>
+        <w:spacing w:after="160" w:line="340"/>
+        <w:ind w:firstLine="187"/>
+        <w:jc w:val="both"/>
+      </w:pPr>
+      <w:r>
+        <w:rPr>
+          <w:rFonts w:ascii="Batang" w:cs="Batang" w:eastAsia="Batang" w:hAnsi="Batang"/>
+          <w:b/>
+          <w:bCs/>
+          <w:sz w:val="21"/>
+          <w:szCs w:val="21"/>
+        </w:rPr>
+        <w:t xml:space="preserve">연령 효과와 코호트 효과의 구별</w:t>
+      </w:r>
+      <w:r>
+        <w:rPr>
+          <w:rFonts w:ascii="Batang" w:cs="Batang" w:eastAsia="Batang" w:hAnsi="Batang"/>
+          <w:sz w:val="21"/>
+          <w:szCs w:val="21"/>
+        </w:rPr>
+        <w:t xml:space="preserve">도 여기에 얹어 둘 만하다. 노년층이 조용한 활동을 선호한다는</w:t>
+      </w:r>
+    </w:p>
+    <w:p>
+      <w:pPr>
+        <w:spacing w:after="160" w:line="340"/>
+        <w:ind w:firstLine="187"/>
+        <w:jc w:val="both"/>
+      </w:pPr>
+      <w:r>
+        <w:rPr>
+          <w:rFonts w:ascii="Batang" w:cs="Batang" w:eastAsia="Batang" w:hAnsi="Batang"/>
+          <w:sz w:val="21"/>
+          <w:szCs w:val="21"/>
+        </w:rPr>
+        <w:t xml:space="preserve">관찰을 놓고 세 가지 설명이 가능하다. 나이가 들어서 그렇다는 설명(연령 효과), 그 세대가 그런</w:t>
+      </w:r>
+    </w:p>
+    <w:p>
+      <w:pPr>
+        <w:spacing w:after="160" w:line="340"/>
+        <w:ind w:firstLine="187"/>
+        <w:jc w:val="both"/>
+      </w:pPr>
+      <w:r>
+        <w:rPr>
+          <w:rFonts w:ascii="Batang" w:cs="Batang" w:eastAsia="Batang" w:hAnsi="Batang"/>
+          <w:sz w:val="21"/>
+          <w:szCs w:val="21"/>
+        </w:rPr>
+        <w:t xml:space="preserve">여가 문화 속에서 자랐다는 설명(코호트 효과), 그리고 지금의 사회 조건 때문이라는 설명(시대 효과)이다.</w:t>
+      </w:r>
+    </w:p>
+    <w:p>
+      <w:pPr>
+        <w:spacing w:after="160" w:line="340"/>
+        <w:ind w:firstLine="187"/>
+        <w:jc w:val="both"/>
+      </w:pPr>
+      <w:r>
+        <w:rPr>
+          <w:rFonts w:ascii="Batang" w:cs="Batang" w:eastAsia="Batang" w:hAnsi="Batang"/>
+          <w:sz w:val="21"/>
+          <w:szCs w:val="21"/>
+        </w:rPr>
+        <w:t xml:space="preserve">셋을 구분하지 않으면 지도자는 지금의 어르신에게서 관찰한 것을 노년 일반의 성질로 착각하게 된다.</w:t>
+      </w:r>
+    </w:p>
+    <w:p>
+      <w:pPr>
+        <w:spacing w:after="160" w:line="340"/>
+        <w:ind w:firstLine="187"/>
+        <w:jc w:val="both"/>
+      </w:pPr>
+      <w:r>
+        <w:rPr>
+          <w:rFonts w:ascii="Batang" w:cs="Batang" w:eastAsia="Batang" w:hAnsi="Batang"/>
+          <w:sz w:val="21"/>
+          <w:szCs w:val="21"/>
+        </w:rPr>
+        <w:t xml:space="preserve">그러나 지금의 사십 대가 노년이 되었을 때의 여가는 지금의 노년과 같지 않을 것이 거의 분명하다.</w:t>
+      </w:r>
+    </w:p>
+    <w:p>
+      <w:pPr>
+        <w:spacing w:after="160" w:line="340"/>
+        <w:ind w:firstLine="187"/>
+        <w:jc w:val="both"/>
+      </w:pPr>
+      <w:r>
+        <w:rPr>
+          <w:rFonts w:ascii="Batang" w:cs="Batang" w:eastAsia="Batang" w:hAnsi="Batang"/>
+          <w:sz w:val="21"/>
+          <w:szCs w:val="21"/>
+        </w:rPr>
+        <w:t xml:space="preserve">음악 취향도, 몸을 쓰는 방식도, 디지털 도구에 대한 익숙함도 다르기 때문이다. 13장에서 실버</w:t>
+      </w:r>
+    </w:p>
+    <w:p>
+      <w:pPr>
+        <w:spacing w:after="160" w:line="340"/>
+        <w:ind w:firstLine="187"/>
+        <w:jc w:val="both"/>
+      </w:pPr>
+      <w:r>
+        <w:rPr>
+          <w:rFonts w:ascii="Batang" w:cs="Batang" w:eastAsia="Batang" w:hAnsi="Batang"/>
+          <w:sz w:val="21"/>
+          <w:szCs w:val="21"/>
+        </w:rPr>
+        <w:t xml:space="preserve">레크리에이션의 표준 레퍼토리를 다룰 때 이 구별이 특히 중요해진다. 지금 통하는 진행이 십 년 뒤에도</w:t>
+      </w:r>
+    </w:p>
+    <w:p>
+      <w:pPr>
+        <w:spacing w:after="160" w:line="340"/>
+        <w:ind w:firstLine="187"/>
+        <w:jc w:val="both"/>
+      </w:pPr>
+      <w:r>
+        <w:rPr>
+          <w:rFonts w:ascii="Batang" w:cs="Batang" w:eastAsia="Batang" w:hAnsi="Batang"/>
+          <w:sz w:val="21"/>
+          <w:szCs w:val="21"/>
+        </w:rPr>
+        <w:t xml:space="preserve">통하리라는 보장은 없다.</w:t>
+      </w:r>
+    </w:p>
+    <w:p>
+      <w:pPr>
         <w:pStyle w:val="Heading2"/>
         <w:spacing w:after="160" w:before="400"/>
       </w:pPr>
@@ -841,6 +1091,111 @@
           <w:szCs w:val="21"/>
         </w:rPr>
         <w:t xml:space="preserve">숙련의 표지이며, 15장에서 다룰 절정 단계의 설계가 바로 이 물러남의 기술이다.</w:t>
+      </w:r>
+    </w:p>
+    <w:p>
+      <w:pPr>
+        <w:spacing w:after="160" w:line="340"/>
+        <w:ind w:firstLine="187"/>
+        <w:jc w:val="both"/>
+      </w:pPr>
+      <w:r>
+        <w:rPr>
+          <w:rFonts w:ascii="Batang" w:cs="Batang" w:eastAsia="Batang" w:hAnsi="Batang"/>
+          <w:sz w:val="21"/>
+          <w:szCs w:val="21"/>
+        </w:rPr>
+        <w:t xml:space="preserve">두 모델의 대립은 노년기를 설명하는 이론들에서 더 뚜렷해진다. 노화를 상실의 과정으로 보고 사회적</w:t>
+      </w:r>
+    </w:p>
+    <w:p>
+      <w:pPr>
+        <w:spacing w:after="160" w:line="340"/>
+        <w:ind w:firstLine="187"/>
+        <w:jc w:val="both"/>
+      </w:pPr>
+      <w:r>
+        <w:rPr>
+          <w:rFonts w:ascii="Batang" w:cs="Batang" w:eastAsia="Batang" w:hAnsi="Batang"/>
+          <w:sz w:val="21"/>
+          <w:szCs w:val="21"/>
+        </w:rPr>
+        <w:t xml:space="preserve">역할에서 물러나는 것을 자연스러운 적응으로 보는 관점이 있는가 하면, 활동을 유지하는 것이 만족의</w:t>
+      </w:r>
+    </w:p>
+    <w:p>
+      <w:pPr>
+        <w:spacing w:after="160" w:line="340"/>
+        <w:ind w:firstLine="187"/>
+        <w:jc w:val="both"/>
+      </w:pPr>
+      <w:r>
+        <w:rPr>
+          <w:rFonts w:ascii="Batang" w:cs="Batang" w:eastAsia="Batang" w:hAnsi="Batang"/>
+          <w:sz w:val="21"/>
+          <w:szCs w:val="21"/>
+        </w:rPr>
+        <w:t xml:space="preserve">조건이라고 보는 관점이 있고, 생애 전반의 성향이 노년에도 이어진다고 보는 관점이 있다. 이 세</w:t>
+      </w:r>
+    </w:p>
+    <w:p>
+      <w:pPr>
+        <w:spacing w:after="160" w:line="340"/>
+        <w:ind w:firstLine="187"/>
+        <w:jc w:val="both"/>
+      </w:pPr>
+      <w:r>
+        <w:rPr>
+          <w:rFonts w:ascii="Batang" w:cs="Batang" w:eastAsia="Batang" w:hAnsi="Batang"/>
+          <w:sz w:val="21"/>
+          <w:szCs w:val="21"/>
+        </w:rPr>
+        <w:t xml:space="preserve">갈래는 13장에서 다시 다룬다. 여기서는 관점의 차이가 곧 프로그램의 차이라는 점만 확인해 둔다.</w:t>
+      </w:r>
+    </w:p>
+    <w:p>
+      <w:pPr>
+        <w:spacing w:after="160" w:line="340"/>
+        <w:ind w:firstLine="187"/>
+        <w:jc w:val="both"/>
+      </w:pPr>
+      <w:r>
+        <w:rPr>
+          <w:rFonts w:ascii="Batang" w:cs="Batang" w:eastAsia="Batang" w:hAnsi="Batang"/>
+          <w:sz w:val="21"/>
+          <w:szCs w:val="21"/>
+        </w:rPr>
+        <w:t xml:space="preserve">물러남을 자연스럽게 보는 지도자는 편안한 자리를 만들고, 활동 유지를 중시하는 지도자는 계속 움직이게</w:t>
+      </w:r>
+    </w:p>
+    <w:p>
+      <w:pPr>
+        <w:spacing w:after="160" w:line="340"/>
+        <w:ind w:firstLine="187"/>
+        <w:jc w:val="both"/>
+      </w:pPr>
+      <w:r>
+        <w:rPr>
+          <w:rFonts w:ascii="Batang" w:cs="Batang" w:eastAsia="Batang" w:hAnsi="Batang"/>
+          <w:sz w:val="21"/>
+          <w:szCs w:val="21"/>
+        </w:rPr>
+        <w:t xml:space="preserve">하며, 연속성을 중시하는 지도자는 그 사람이 평생 해 온 것을 묻는다. 셋 다 근거가 있고, 셋 다</w:t>
+      </w:r>
+    </w:p>
+    <w:p>
+      <w:pPr>
+        <w:spacing w:after="160" w:line="340"/>
+        <w:ind w:firstLine="187"/>
+        <w:jc w:val="both"/>
+      </w:pPr>
+      <w:r>
+        <w:rPr>
+          <w:rFonts w:ascii="Batang" w:cs="Batang" w:eastAsia="Batang" w:hAnsi="Batang"/>
+          <w:sz w:val="21"/>
+          <w:szCs w:val="21"/>
+        </w:rPr>
+        <w:t xml:space="preserve">어떤 참가자에게는 맞고 어떤 참가자에게는 틀린다.</w:t>
       </w:r>
     </w:p>
     <w:p>
@@ -1719,6 +2074,201 @@
     </w:p>
     <w:p>
       <w:pPr>
+        <w:spacing w:after="160" w:line="340"/>
+        <w:ind w:firstLine="187"/>
+        <w:jc w:val="both"/>
+      </w:pPr>
+      <w:r>
+        <w:rPr>
+          <w:rFonts w:ascii="Batang" w:cs="Batang" w:eastAsia="Batang" w:hAnsi="Batang"/>
+          <w:sz w:val="21"/>
+          <w:szCs w:val="21"/>
+        </w:rPr>
+        <w:t xml:space="preserve">전환기에 대한 개입은 이 표를 실무로 옮기는 가장 효과적인 지점이다. 세 가지 사례를 들어 둔다.</w:t>
+      </w:r>
+    </w:p>
+    <w:p>
+      <w:pPr>
+        <w:spacing w:after="160" w:line="340"/>
+        <w:ind w:firstLine="187"/>
+        <w:jc w:val="both"/>
+      </w:pPr>
+      <w:r>
+        <w:rPr>
+          <w:rFonts w:ascii="Batang" w:cs="Batang" w:eastAsia="Batang" w:hAnsi="Batang"/>
+          <w:b/>
+          <w:bCs/>
+          <w:sz w:val="21"/>
+          <w:szCs w:val="21"/>
+        </w:rPr>
+        <w:t xml:space="preserve">입학과 진급의 전환기.</w:t>
+      </w:r>
+      <w:r>
+        <w:rPr>
+          <w:rFonts w:ascii="Batang" w:cs="Batang" w:eastAsia="Batang" w:hAnsi="Batang"/>
+          <w:sz w:val="21"/>
+          <w:szCs w:val="21"/>
+        </w:rPr>
+        <w:t xml:space="preserve"> 새 학기 초의 학급 프로그램은 관계가 아직 형성되지 않은 상태에서</w:t>
+      </w:r>
+    </w:p>
+    <w:p>
+      <w:pPr>
+        <w:spacing w:after="160" w:line="340"/>
+        <w:ind w:firstLine="187"/>
+        <w:jc w:val="both"/>
+      </w:pPr>
+      <w:r>
+        <w:rPr>
+          <w:rFonts w:ascii="Batang" w:cs="Batang" w:eastAsia="Batang" w:hAnsi="Batang"/>
+          <w:sz w:val="21"/>
+          <w:szCs w:val="21"/>
+        </w:rPr>
+        <w:t xml:space="preserve">이루어진다. 이때의 목표는 재미가 아니라 서로의 이름을 알고 말을 섞게 하는 것이다. 17장의</w:t>
+      </w:r>
+    </w:p>
+    <w:p>
+      <w:pPr>
+        <w:spacing w:after="160" w:line="340"/>
+        <w:ind w:firstLine="187"/>
+        <w:jc w:val="both"/>
+      </w:pPr>
+      <w:r>
+        <w:rPr>
+          <w:rFonts w:ascii="Batang" w:cs="Batang" w:eastAsia="Batang" w:hAnsi="Batang"/>
+          <w:sz w:val="21"/>
+          <w:szCs w:val="21"/>
+        </w:rPr>
+        <w:t xml:space="preserve">아이스브레이크가 가장 실질적인 값을 내는 자리다.</w:t>
+      </w:r>
+    </w:p>
+    <w:p>
+      <w:pPr>
+        <w:spacing w:after="160" w:line="340"/>
+        <w:ind w:firstLine="187"/>
+        <w:jc w:val="both"/>
+      </w:pPr>
+      <w:r>
+        <w:rPr>
+          <w:rFonts w:ascii="Batang" w:cs="Batang" w:eastAsia="Batang" w:hAnsi="Batang"/>
+          <w:b/>
+          <w:bCs/>
+          <w:sz w:val="21"/>
+          <w:szCs w:val="21"/>
+        </w:rPr>
+        <w:t xml:space="preserve">퇴직 전후의 전환기.</w:t>
+      </w:r>
+      <w:r>
+        <w:rPr>
+          <w:rFonts w:ascii="Batang" w:cs="Batang" w:eastAsia="Batang" w:hAnsi="Batang"/>
+          <w:sz w:val="21"/>
+          <w:szCs w:val="21"/>
+        </w:rPr>
+        <w:t xml:space="preserve"> 은퇴는 시간이 갑자기 늘어나는 동시에 소속과 역할이 사라지는 사건이다.</w:t>
+      </w:r>
+    </w:p>
+    <w:p>
+      <w:pPr>
+        <w:spacing w:after="160" w:line="340"/>
+        <w:ind w:firstLine="187"/>
+        <w:jc w:val="both"/>
+      </w:pPr>
+      <w:r>
+        <w:rPr>
+          <w:rFonts w:ascii="Batang" w:cs="Batang" w:eastAsia="Batang" w:hAnsi="Batang"/>
+          <w:sz w:val="21"/>
+          <w:szCs w:val="21"/>
+        </w:rPr>
+        <w:t xml:space="preserve">6장에서 본 여가 소외가 가장 전형적으로 나타나는 시점이며, 은퇴 이후가 아니라 이전에 개입하는</w:t>
+      </w:r>
+    </w:p>
+    <w:p>
+      <w:pPr>
+        <w:spacing w:after="160" w:line="340"/>
+        <w:ind w:firstLine="187"/>
+        <w:jc w:val="both"/>
+      </w:pPr>
+      <w:r>
+        <w:rPr>
+          <w:rFonts w:ascii="Batang" w:cs="Batang" w:eastAsia="Batang" w:hAnsi="Batang"/>
+          <w:sz w:val="21"/>
+          <w:szCs w:val="21"/>
+        </w:rPr>
+        <w:t xml:space="preserve">편이 효과적이라는 것이 여러 현장의 경험이다. 재직 중에 여가 경력을 하나 만들어 두는 일이 은퇴</w:t>
+      </w:r>
+    </w:p>
+    <w:p>
+      <w:pPr>
+        <w:spacing w:after="160" w:line="340"/>
+        <w:ind w:firstLine="187"/>
+        <w:jc w:val="both"/>
+      </w:pPr>
+      <w:r>
+        <w:rPr>
+          <w:rFonts w:ascii="Batang" w:cs="Batang" w:eastAsia="Batang" w:hAnsi="Batang"/>
+          <w:sz w:val="21"/>
+          <w:szCs w:val="21"/>
+        </w:rPr>
+        <w:t xml:space="preserve">후의 프로그램 열 개보다 낫다.</w:t>
+      </w:r>
+    </w:p>
+    <w:p>
+      <w:pPr>
+        <w:spacing w:after="160" w:line="340"/>
+        <w:ind w:firstLine="187"/>
+        <w:jc w:val="both"/>
+      </w:pPr>
+      <w:r>
+        <w:rPr>
+          <w:rFonts w:ascii="Batang" w:cs="Batang" w:eastAsia="Batang" w:hAnsi="Batang"/>
+          <w:b/>
+          <w:bCs/>
+          <w:sz w:val="21"/>
+          <w:szCs w:val="21"/>
+        </w:rPr>
+        <w:t xml:space="preserve">상실 이후의 전환기.</w:t>
+      </w:r>
+      <w:r>
+        <w:rPr>
+          <w:rFonts w:ascii="Batang" w:cs="Batang" w:eastAsia="Batang" w:hAnsi="Batang"/>
+          <w:sz w:val="21"/>
+          <w:szCs w:val="21"/>
+        </w:rPr>
+        <w:t xml:space="preserve"> 배우자나 가까운 친구를 잃은 뒤에는 함께 하던 여가가 통째로 사라진다.</w:t>
+      </w:r>
+    </w:p>
+    <w:p>
+      <w:pPr>
+        <w:spacing w:after="160" w:line="340"/>
+        <w:ind w:firstLine="187"/>
+        <w:jc w:val="both"/>
+      </w:pPr>
+      <w:r>
+        <w:rPr>
+          <w:rFonts w:ascii="Batang" w:cs="Batang" w:eastAsia="Batang" w:hAnsi="Batang"/>
+          <w:sz w:val="21"/>
+          <w:szCs w:val="21"/>
+        </w:rPr>
+        <w:t xml:space="preserve">대인적 제약이 급격히 두꺼워지는 시점이며, 이때 필요한 것은 새로운 활동이 아니라 새로운 동반자다.</w:t>
+      </w:r>
+    </w:p>
+    <w:p>
+      <w:pPr>
+        <w:spacing w:after="160" w:line="340"/>
+        <w:ind w:firstLine="187"/>
+        <w:jc w:val="both"/>
+      </w:pPr>
+      <w:r>
+        <w:rPr>
+          <w:rFonts w:ascii="Batang" w:cs="Batang" w:eastAsia="Batang" w:hAnsi="Batang"/>
+          <w:sz w:val="21"/>
+          <w:szCs w:val="21"/>
+        </w:rPr>
+        <w:t xml:space="preserve">활동을 권하기 전에 사람을 이어 주는 것이 순서다.</w:t>
+      </w:r>
+    </w:p>
+    <w:p>
+      <w:pPr>
         <w:pStyle w:val="Heading2"/>
         <w:spacing w:after="160" w:before="400"/>
       </w:pPr>
